--- a/SpringMCPProject/NutriOpt/NutriPlannerAI_UI.docx
+++ b/SpringMCPProject/NutriOpt/NutriPlannerAI_UI.docx
@@ -93,10 +93,14 @@
         <w:pStyle w:val="Normal"/>
         <w:bidi w:val="0"/>
         <w:jc w:val="start"/>
-        <w:rPr/>
-      </w:pPr>
-      <w:r>
-        <w:rPr/>
+        <w:rPr>
+          <w:u w:val="single"/>
+        </w:rPr>
+      </w:pPr>
+      <w:r>
+        <w:rPr>
+          <w:u w:val="single"/>
+        </w:rPr>
         <w:t>Initial UI</w:t>
       </w:r>
     </w:p>
@@ -177,8 +181,19 @@
       </w:pPr>
       <w:r>
         <w:rPr/>
+      </w:r>
+    </w:p>
+    <w:p>
+      <w:pPr>
+        <w:pStyle w:val="Normal"/>
+        <w:bidi w:val="0"/>
+        <w:jc w:val="start"/>
+        <w:rPr/>
+      </w:pPr>
+      <w:r>
+        <w:rPr/>
         <w:drawing>
-          <wp:anchor distT="0" distB="0" distL="0" distR="0" simplePos="0" relativeHeight="3" behindDoc="0" locked="0" layoutInCell="0" allowOverlap="1">
+          <wp:anchor distT="0" distB="0" distL="0" distR="0" simplePos="0" relativeHeight="8" behindDoc="0" locked="0" layoutInCell="0" allowOverlap="1">
             <wp:simplePos x="0" y="0"/>
             <wp:positionH relativeFrom="column">
               <wp:align>center</wp:align>
@@ -230,10 +245,14 @@
         <w:pStyle w:val="Normal"/>
         <w:bidi w:val="0"/>
         <w:jc w:val="start"/>
-        <w:rPr/>
-      </w:pPr>
-      <w:r>
-        <w:rPr/>
+        <w:rPr>
+          <w:u w:val="single"/>
+        </w:rPr>
+      </w:pPr>
+      <w:r>
+        <w:rPr>
+          <w:u w:val="single"/>
+        </w:rPr>
         <w:t>I tried this prompt:</w:t>
       </w:r>
     </w:p>
@@ -242,10 +261,16 @@
         <w:pStyle w:val="Normal"/>
         <w:bidi w:val="0"/>
         <w:jc w:val="start"/>
-        <w:rPr/>
-      </w:pPr>
-      <w:r>
-        <w:rPr/>
+        <w:rPr>
+          <w:i/>
+          <w:iCs/>
+        </w:rPr>
+      </w:pPr>
+      <w:r>
+        <w:rPr>
+          <w:i/>
+          <w:iCs/>
+        </w:rPr>
         <w:t>Create a vegetarian 2800 calorie meal plan with at least 120g protein. Use affordable foods, get nutrition from OpenFoodFacts, estimate prices if needed, run optimization, and give me breakfast, lunch, dinner, daily totals, and tools used.</w:t>
       </w:r>
     </w:p>
@@ -254,10 +279,36 @@
         <w:pStyle w:val="Normal"/>
         <w:bidi w:val="0"/>
         <w:jc w:val="start"/>
-        <w:rPr/>
-      </w:pPr>
-      <w:r>
-        <w:rPr/>
+        <w:rPr>
+          <w:i/>
+          <w:iCs/>
+        </w:rPr>
+      </w:pPr>
+      <w:r>
+        <w:rPr>
+          <w:i/>
+          <w:iCs/>
+        </w:rPr>
+      </w:r>
+    </w:p>
+    <w:p>
+      <w:pPr>
+        <w:pStyle w:val="Normal"/>
+        <w:bidi w:val="0"/>
+        <w:jc w:val="start"/>
+        <w:rPr>
+          <w:i w:val="false"/>
+          <w:iCs w:val="false"/>
+          <w:u w:val="single"/>
+        </w:rPr>
+      </w:pPr>
+      <w:r>
+        <w:rPr>
+          <w:i w:val="false"/>
+          <w:iCs w:val="false"/>
+          <w:u w:val="single"/>
+        </w:rPr>
+        <w:t>Response</w:t>
       </w:r>
     </w:p>
     <w:p>
@@ -646,7 +697,7 @@
       <w:r>
         <w:rPr/>
         <w:drawing>
-          <wp:anchor distT="0" distB="0" distL="0" distR="0" simplePos="0" relativeHeight="4" behindDoc="0" locked="0" layoutInCell="0" allowOverlap="1">
+          <wp:anchor distT="0" distB="0" distL="0" distR="0" simplePos="0" relativeHeight="3" behindDoc="0" locked="0" layoutInCell="0" allowOverlap="1">
             <wp:simplePos x="0" y="0"/>
             <wp:positionH relativeFrom="column">
               <wp:align>center</wp:align>
@@ -747,7 +798,7 @@
       <w:r>
         <w:rPr/>
         <w:drawing>
-          <wp:anchor distT="0" distB="0" distL="0" distR="0" simplePos="0" relativeHeight="6" behindDoc="0" locked="0" layoutInCell="0" allowOverlap="1">
+          <wp:anchor distT="0" distB="0" distL="0" distR="0" simplePos="0" relativeHeight="5" behindDoc="0" locked="0" layoutInCell="0" allowOverlap="1">
             <wp:simplePos x="0" y="0"/>
             <wp:positionH relativeFrom="column">
               <wp:align>center</wp:align>
@@ -815,7 +866,7 @@
       <w:r>
         <w:rPr/>
         <w:drawing>
-          <wp:anchor distT="0" distB="0" distL="0" distR="0" simplePos="0" relativeHeight="5" behindDoc="0" locked="0" layoutInCell="0" allowOverlap="1">
+          <wp:anchor distT="0" distB="0" distL="0" distR="0" simplePos="0" relativeHeight="4" behindDoc="0" locked="0" layoutInCell="0" allowOverlap="1">
             <wp:simplePos x="0" y="0"/>
             <wp:positionH relativeFrom="column">
               <wp:align>center</wp:align>
@@ -1060,7 +1111,7 @@
       <w:r>
         <w:rPr/>
         <w:drawing>
-          <wp:anchor distT="0" distB="0" distL="0" distR="0" simplePos="0" relativeHeight="7" behindDoc="0" locked="0" layoutInCell="0" allowOverlap="1">
+          <wp:anchor distT="0" distB="0" distL="0" distR="0" simplePos="0" relativeHeight="6" behindDoc="0" locked="0" layoutInCell="0" allowOverlap="1">
             <wp:simplePos x="0" y="0"/>
             <wp:positionH relativeFrom="column">
               <wp:align>center</wp:align>
@@ -1117,7 +1168,7 @@
       <w:r>
         <w:rPr/>
         <w:drawing>
-          <wp:anchor distT="0" distB="0" distL="0" distR="0" simplePos="0" relativeHeight="8" behindDoc="0" locked="0" layoutInCell="0" allowOverlap="1">
+          <wp:anchor distT="0" distB="0" distL="0" distR="0" simplePos="0" relativeHeight="7" behindDoc="0" locked="0" layoutInCell="0" allowOverlap="1">
             <wp:simplePos x="0" y="0"/>
             <wp:positionH relativeFrom="column">
               <wp:align>center</wp:align>
@@ -1162,105 +1213,6 @@
             </a:graphic>
           </wp:anchor>
         </w:drawing>
-      </w:r>
-    </w:p>
-    <w:p>
-      <w:pPr>
-        <w:pStyle w:val="Normal"/>
-        <w:bidi w:val="0"/>
-        <w:jc w:val="start"/>
-        <w:rPr/>
-      </w:pPr>
-      <w:r>
-        <w:rPr/>
-      </w:r>
-    </w:p>
-    <w:p>
-      <w:pPr>
-        <w:pStyle w:val="Normal"/>
-        <w:bidi w:val="0"/>
-        <w:jc w:val="start"/>
-        <w:rPr/>
-      </w:pPr>
-      <w:r>
-        <w:rPr/>
-      </w:r>
-    </w:p>
-    <w:p>
-      <w:pPr>
-        <w:pStyle w:val="Normal"/>
-        <w:bidi w:val="0"/>
-        <w:jc w:val="start"/>
-        <w:rPr/>
-      </w:pPr>
-      <w:r>
-        <w:rPr/>
-      </w:r>
-    </w:p>
-    <w:p>
-      <w:pPr>
-        <w:pStyle w:val="Normal"/>
-        <w:bidi w:val="0"/>
-        <w:jc w:val="start"/>
-        <w:rPr/>
-      </w:pPr>
-      <w:r>
-        <w:rPr/>
-      </w:r>
-    </w:p>
-    <w:p>
-      <w:pPr>
-        <w:pStyle w:val="Normal"/>
-        <w:bidi w:val="0"/>
-        <w:jc w:val="start"/>
-        <w:rPr/>
-      </w:pPr>
-      <w:r>
-        <w:rPr/>
-      </w:r>
-    </w:p>
-    <w:p>
-      <w:pPr>
-        <w:pStyle w:val="Normal"/>
-        <w:bidi w:val="0"/>
-        <w:jc w:val="start"/>
-        <w:rPr/>
-      </w:pPr>
-      <w:r>
-        <w:rPr/>
-      </w:r>
-    </w:p>
-    <w:p>
-      <w:pPr>
-        <w:pStyle w:val="Normal"/>
-        <w:bidi w:val="0"/>
-        <w:jc w:val="start"/>
-        <w:rPr/>
-      </w:pPr>
-      <w:r>
-        <w:rPr/>
-      </w:r>
-    </w:p>
-    <w:p>
-      <w:pPr>
-        <w:pStyle w:val="Normal"/>
-        <w:bidi w:val="0"/>
-        <w:jc w:val="start"/>
-        <w:rPr/>
-      </w:pPr>
-      <w:r>
-        <w:rPr/>
-      </w:r>
-    </w:p>
-    <w:p>
-      <w:pPr>
-        <w:pStyle w:val="Normal"/>
-        <w:bidi w:val="0"/>
-        <w:jc w:val="start"/>
-        <w:rPr/>
-      </w:pPr>
-      <w:r>
-        <w:rPr/>
       </w:r>
     </w:p>
     <w:p>
